--- a/docs/XST_XQQ_Switch_Strategy_Companion_Template_v1.1.docx
+++ b/docs/XST_XQQ_Switch_Strategy_Companion_Template_v1.1.docx
@@ -41,6 +41,14 @@
     <w:p>
       <w:r>
         <w:t>Threshold(s): [3%, 5%, ...]</w:t>
+      </w:r>
+    </w:p>
+    <w:p>
+      <w:pPr>
+        <w:pStyle w:val="Normal"/>
+      </w:pPr>
+      <w:r>
+        <w:t>Delta formula: [XQQ-relative: (XST-XQQ)/XQQ  |  Symmetric midpoint: (XST-XQQ)/avg x 100  — must match compare_prices.py]</w:t>
       </w:r>
     </w:p>
     <w:p>
@@ -1382,6 +1390,58 @@
         <w:t>- Real switches CSV: [path]</w:t>
       </w:r>
     </w:p>
+    <w:p>
+      <w:pPr>
+        <w:pStyle w:val="Heading2"/>
+      </w:pPr>
+      <w:r>
+        <w:t>8) Live Monitor Reference</w:t>
+      </w:r>
+    </w:p>
+    <w:p>
+      <w:pPr/>
+      <w:r>
+        <w:t>Monitor threshold: 5.0% (symmetric midpoint formula). The live monitor may fire on a different date than a backtest switch because the formulas differ (XQQ-relative vs midpoint). Cross-check monitor_log.csv against the real switch log when running a new version.</w:t>
+      </w:r>
+    </w:p>
+    <w:p>
+      <w:pPr/>
+      <w:r>
+        <w:t>Position-aware alerts: monitor only fires for the switch opposite to the current holding. State file: src/position_state.json. Full details: docs/monitor.md.</w:t>
+      </w:r>
+    </w:p>
+    <w:p>
+      <w:pPr>
+        <w:pStyle w:val="Heading2"/>
+      </w:pPr>
+      <w:r>
+        <w:t>9) Dashboard Tabs (Web Page)</w:t>
+      </w:r>
+    </w:p>
+    <w:p>
+      <w:pPr/>
+      <w:r>
+        <w:t>Dashboard tabs: Live Monitor and Since Last Switch.</w:t>
+      </w:r>
+    </w:p>
+    <w:p>
+      <w:pPr/>
+      <w:r>
+        <w:t>Since Last Switch includes an editable form for switch date, holding, both trade prices, and approximate amount (CAD).</w:t>
+      </w:r>
+    </w:p>
+    <w:p>
+      <w:pPr/>
+      <w:r>
+        <w:t>Outputs include Switch edge (pp) and Switch edge ($).</w:t>
+      </w:r>
+    </w:p>
+    <w:p>
+      <w:pPr/>
+      <w:r>
+        <w:t>Example baseline: switch date 2026-04-24, holding XST, XST entry 62.86, XQQ entry 66.14, amount 10000 CAD, latest XST=63.38, XQQ=66.63 =&gt; edge +0.086 pp and +8.60 CAD.</w:t>
+      </w:r>
+    </w:p>
     <w:sectPr>
       <w:pgSz w:w="12240" w:h="15840"/>
       <w:pgMar w:top="1440" w:right="1800" w:bottom="1440" w:left="1800" w:header="720" w:footer="720" w:gutter="0"/>
